--- a/Новая папка/Задание 23.01.26.docx
+++ b/Новая папка/Задание 23.01.26.docx
@@ -6,14 +6,17 @@
       <w:pPr>
         <w:rPr>
           <w:rFonts w:ascii="Times New Roman" w:hAnsi="Times New Roman" w:cs="Times New Roman"/>
-          <w:sz w:val="24"/>
-          <w:szCs w:val="24"/>
-        </w:rPr>
-      </w:pPr>
-      <w:r>
-        <w:rPr>
-          <w:rFonts w:ascii="Times New Roman" w:hAnsi="Times New Roman" w:cs="Times New Roman"/>
           <w:b/>
+          <w:color w:val="FF0000"/>
+          <w:sz w:val="24"/>
+          <w:szCs w:val="24"/>
+        </w:rPr>
+      </w:pPr>
+      <w:r>
+        <w:rPr>
+          <w:rFonts w:ascii="Times New Roman" w:hAnsi="Times New Roman" w:cs="Times New Roman"/>
+          <w:b/>
+          <w:color w:val="FF0000"/>
           <w:sz w:val="24"/>
           <w:szCs w:val="24"/>
         </w:rPr>
@@ -22,14 +25,16 @@
       <w:r>
         <w:rPr>
           <w:rFonts w:ascii="Times New Roman" w:hAnsi="Times New Roman" w:cs="Times New Roman"/>
-          <w:sz w:val="24"/>
-          <w:szCs w:val="24"/>
-        </w:rPr>
-        <w:tab/>
-      </w:r>
-      <w:r>
-        <w:rPr>
-          <w:rFonts w:ascii="Times New Roman" w:hAnsi="Times New Roman" w:cs="Times New Roman"/>
+          <w:color w:val="FF0000"/>
+          <w:sz w:val="24"/>
+          <w:szCs w:val="24"/>
+        </w:rPr>
+        <w:tab/>
+      </w:r>
+      <w:r>
+        <w:rPr>
+          <w:rFonts w:ascii="Times New Roman" w:hAnsi="Times New Roman" w:cs="Times New Roman"/>
+          <w:color w:val="FF0000"/>
           <w:sz w:val="24"/>
           <w:szCs w:val="24"/>
         </w:rPr>
@@ -39,6 +44,7 @@
       <w:r>
         <w:rPr>
           <w:rFonts w:ascii="Times New Roman" w:hAnsi="Times New Roman" w:cs="Times New Roman"/>
+          <w:color w:val="FF0000"/>
           <w:sz w:val="24"/>
           <w:szCs w:val="24"/>
         </w:rPr>
@@ -48,6 +54,7 @@
       <w:r>
         <w:rPr>
           <w:rFonts w:ascii="Times New Roman" w:hAnsi="Times New Roman" w:cs="Times New Roman"/>
+          <w:color w:val="FF0000"/>
           <w:sz w:val="24"/>
           <w:szCs w:val="24"/>
         </w:rPr>
@@ -59,6 +66,7 @@
         <w:rPr>
           <w:rFonts w:ascii="Times New Roman" w:hAnsi="Times New Roman" w:cs="Times New Roman"/>
           <w:b/>
+          <w:color w:val="FF0000"/>
           <w:sz w:val="24"/>
           <w:szCs w:val="24"/>
         </w:rPr>
@@ -67,6 +75,7 @@
         <w:rPr>
           <w:rFonts w:ascii="Times New Roman" w:hAnsi="Times New Roman" w:cs="Times New Roman"/>
           <w:b/>
+          <w:color w:val="FF0000"/>
           <w:sz w:val="24"/>
           <w:szCs w:val="24"/>
         </w:rPr>
@@ -77,13 +86,15 @@
       <w:pPr>
         <w:rPr>
           <w:rFonts w:ascii="Times New Roman" w:hAnsi="Times New Roman" w:cs="Times New Roman"/>
-          <w:sz w:val="24"/>
-          <w:szCs w:val="24"/>
-        </w:rPr>
-      </w:pPr>
-      <w:r>
-        <w:rPr>
-          <w:rFonts w:ascii="Times New Roman" w:hAnsi="Times New Roman" w:cs="Times New Roman"/>
+          <w:color w:val="FF0000"/>
+          <w:sz w:val="24"/>
+          <w:szCs w:val="24"/>
+        </w:rPr>
+      </w:pPr>
+      <w:r>
+        <w:rPr>
+          <w:rFonts w:ascii="Times New Roman" w:hAnsi="Times New Roman" w:cs="Times New Roman"/>
+          <w:color w:val="FF0000"/>
           <w:sz w:val="24"/>
           <w:szCs w:val="24"/>
         </w:rPr>
@@ -92,14 +103,16 @@
       <w:r>
         <w:rPr>
           <w:rFonts w:ascii="Times New Roman" w:hAnsi="Times New Roman" w:cs="Times New Roman"/>
-          <w:sz w:val="24"/>
-          <w:szCs w:val="24"/>
-        </w:rPr>
-        <w:tab/>
-      </w:r>
-      <w:r>
-        <w:rPr>
-          <w:rFonts w:ascii="Times New Roman" w:hAnsi="Times New Roman" w:cs="Times New Roman"/>
+          <w:color w:val="FF0000"/>
+          <w:sz w:val="24"/>
+          <w:szCs w:val="24"/>
+        </w:rPr>
+        <w:tab/>
+      </w:r>
+      <w:r>
+        <w:rPr>
+          <w:rFonts w:ascii="Times New Roman" w:hAnsi="Times New Roman" w:cs="Times New Roman"/>
+          <w:color w:val="FF0000"/>
           <w:sz w:val="24"/>
           <w:szCs w:val="24"/>
         </w:rPr>
@@ -109,6 +122,7 @@
       <w:r>
         <w:rPr>
           <w:rFonts w:ascii="Times New Roman" w:hAnsi="Times New Roman" w:cs="Times New Roman"/>
+          <w:color w:val="FF0000"/>
           <w:sz w:val="24"/>
           <w:szCs w:val="24"/>
         </w:rPr>
@@ -118,6 +132,7 @@
       <w:r>
         <w:rPr>
           <w:rFonts w:ascii="Times New Roman" w:hAnsi="Times New Roman" w:cs="Times New Roman"/>
+          <w:color w:val="FF0000"/>
           <w:sz w:val="24"/>
           <w:szCs w:val="24"/>
         </w:rPr>
@@ -128,13 +143,15 @@
       <w:pPr>
         <w:rPr>
           <w:rFonts w:ascii="Times New Roman" w:hAnsi="Times New Roman" w:cs="Times New Roman"/>
-          <w:sz w:val="24"/>
-          <w:szCs w:val="24"/>
-        </w:rPr>
-      </w:pPr>
-      <w:r>
-        <w:rPr>
-          <w:rFonts w:ascii="Times New Roman" w:hAnsi="Times New Roman" w:cs="Times New Roman"/>
+          <w:color w:val="FF0000"/>
+          <w:sz w:val="24"/>
+          <w:szCs w:val="24"/>
+        </w:rPr>
+      </w:pPr>
+      <w:r>
+        <w:rPr>
+          <w:rFonts w:ascii="Times New Roman" w:hAnsi="Times New Roman" w:cs="Times New Roman"/>
+          <w:color w:val="FF0000"/>
           <w:sz w:val="24"/>
           <w:szCs w:val="24"/>
         </w:rPr>
@@ -143,14 +160,16 @@
       <w:r>
         <w:rPr>
           <w:rFonts w:ascii="Times New Roman" w:hAnsi="Times New Roman" w:cs="Times New Roman"/>
-          <w:sz w:val="24"/>
-          <w:szCs w:val="24"/>
-        </w:rPr>
-        <w:tab/>
-      </w:r>
-      <w:r>
-        <w:rPr>
-          <w:rFonts w:ascii="Times New Roman" w:hAnsi="Times New Roman" w:cs="Times New Roman"/>
+          <w:color w:val="FF0000"/>
+          <w:sz w:val="24"/>
+          <w:szCs w:val="24"/>
+        </w:rPr>
+        <w:tab/>
+      </w:r>
+      <w:r>
+        <w:rPr>
+          <w:rFonts w:ascii="Times New Roman" w:hAnsi="Times New Roman" w:cs="Times New Roman"/>
+          <w:color w:val="FF0000"/>
           <w:sz w:val="24"/>
           <w:szCs w:val="24"/>
         </w:rPr>
@@ -160,6 +179,7 @@
       <w:r>
         <w:rPr>
           <w:rFonts w:ascii="Times New Roman" w:hAnsi="Times New Roman" w:cs="Times New Roman"/>
+          <w:color w:val="FF0000"/>
           <w:sz w:val="24"/>
           <w:szCs w:val="24"/>
         </w:rPr>
@@ -169,6 +189,7 @@
       <w:r>
         <w:rPr>
           <w:rFonts w:ascii="Times New Roman" w:hAnsi="Times New Roman" w:cs="Times New Roman"/>
+          <w:color w:val="FF0000"/>
           <w:sz w:val="24"/>
           <w:szCs w:val="24"/>
         </w:rPr>
@@ -179,13 +200,15 @@
       <w:pPr>
         <w:rPr>
           <w:rFonts w:ascii="Times New Roman" w:hAnsi="Times New Roman" w:cs="Times New Roman"/>
-          <w:sz w:val="24"/>
-          <w:szCs w:val="24"/>
-        </w:rPr>
-      </w:pPr>
-      <w:r>
-        <w:rPr>
-          <w:rFonts w:ascii="Times New Roman" w:hAnsi="Times New Roman" w:cs="Times New Roman"/>
+          <w:color w:val="FF0000"/>
+          <w:sz w:val="24"/>
+          <w:szCs w:val="24"/>
+        </w:rPr>
+      </w:pPr>
+      <w:r>
+        <w:rPr>
+          <w:rFonts w:ascii="Times New Roman" w:hAnsi="Times New Roman" w:cs="Times New Roman"/>
+          <w:color w:val="FF0000"/>
           <w:sz w:val="24"/>
           <w:szCs w:val="24"/>
         </w:rPr>
@@ -194,14 +217,16 @@
       <w:r>
         <w:rPr>
           <w:rFonts w:ascii="Times New Roman" w:hAnsi="Times New Roman" w:cs="Times New Roman"/>
-          <w:sz w:val="24"/>
-          <w:szCs w:val="24"/>
-        </w:rPr>
-        <w:tab/>
-      </w:r>
-      <w:r>
-        <w:rPr>
-          <w:rFonts w:ascii="Times New Roman" w:hAnsi="Times New Roman" w:cs="Times New Roman"/>
+          <w:color w:val="FF0000"/>
+          <w:sz w:val="24"/>
+          <w:szCs w:val="24"/>
+        </w:rPr>
+        <w:tab/>
+      </w:r>
+      <w:r>
+        <w:rPr>
+          <w:rFonts w:ascii="Times New Roman" w:hAnsi="Times New Roman" w:cs="Times New Roman"/>
+          <w:color w:val="FF0000"/>
           <w:sz w:val="24"/>
           <w:szCs w:val="24"/>
         </w:rPr>
@@ -211,6 +236,7 @@
       <w:r>
         <w:rPr>
           <w:rFonts w:ascii="Times New Roman" w:hAnsi="Times New Roman" w:cs="Times New Roman"/>
+          <w:color w:val="FF0000"/>
           <w:sz w:val="24"/>
           <w:szCs w:val="24"/>
         </w:rPr>
@@ -220,6 +246,7 @@
       <w:r>
         <w:rPr>
           <w:rFonts w:ascii="Times New Roman" w:hAnsi="Times New Roman" w:cs="Times New Roman"/>
+          <w:color w:val="FF0000"/>
           <w:sz w:val="24"/>
           <w:szCs w:val="24"/>
         </w:rPr>
@@ -230,13 +257,15 @@
       <w:pPr>
         <w:rPr>
           <w:rFonts w:ascii="Times New Roman" w:hAnsi="Times New Roman" w:cs="Times New Roman"/>
-          <w:sz w:val="24"/>
-          <w:szCs w:val="24"/>
-        </w:rPr>
-      </w:pPr>
-      <w:r>
-        <w:rPr>
-          <w:rFonts w:ascii="Times New Roman" w:hAnsi="Times New Roman" w:cs="Times New Roman"/>
+          <w:color w:val="FF0000"/>
+          <w:sz w:val="24"/>
+          <w:szCs w:val="24"/>
+        </w:rPr>
+      </w:pPr>
+      <w:r>
+        <w:rPr>
+          <w:rFonts w:ascii="Times New Roman" w:hAnsi="Times New Roman" w:cs="Times New Roman"/>
+          <w:color w:val="FF0000"/>
           <w:sz w:val="24"/>
           <w:szCs w:val="24"/>
         </w:rPr>
@@ -245,22 +274,25 @@
       <w:r>
         <w:rPr>
           <w:rFonts w:ascii="Times New Roman" w:hAnsi="Times New Roman" w:cs="Times New Roman"/>
-          <w:sz w:val="24"/>
-          <w:szCs w:val="24"/>
-        </w:rPr>
-        <w:tab/>
-      </w:r>
-      <w:r>
-        <w:rPr>
-          <w:rFonts w:ascii="Times New Roman" w:hAnsi="Times New Roman" w:cs="Times New Roman"/>
-          <w:sz w:val="24"/>
-          <w:szCs w:val="24"/>
-        </w:rPr>
-        <w:tab/>
-      </w:r>
-      <w:r>
-        <w:rPr>
-          <w:rFonts w:ascii="Times New Roman" w:hAnsi="Times New Roman" w:cs="Times New Roman"/>
+          <w:color w:val="FF0000"/>
+          <w:sz w:val="24"/>
+          <w:szCs w:val="24"/>
+        </w:rPr>
+        <w:tab/>
+      </w:r>
+      <w:r>
+        <w:rPr>
+          <w:rFonts w:ascii="Times New Roman" w:hAnsi="Times New Roman" w:cs="Times New Roman"/>
+          <w:color w:val="FF0000"/>
+          <w:sz w:val="24"/>
+          <w:szCs w:val="24"/>
+        </w:rPr>
+        <w:tab/>
+      </w:r>
+      <w:r>
+        <w:rPr>
+          <w:rFonts w:ascii="Times New Roman" w:hAnsi="Times New Roman" w:cs="Times New Roman"/>
+          <w:color w:val="FF0000"/>
           <w:sz w:val="24"/>
           <w:szCs w:val="24"/>
         </w:rPr>
@@ -270,6 +302,7 @@
       <w:r>
         <w:rPr>
           <w:rFonts w:ascii="Times New Roman" w:hAnsi="Times New Roman" w:cs="Times New Roman"/>
+          <w:color w:val="FF0000"/>
           <w:sz w:val="24"/>
           <w:szCs w:val="24"/>
         </w:rPr>
@@ -279,6 +312,7 @@
       <w:r>
         <w:rPr>
           <w:rFonts w:ascii="Times New Roman" w:hAnsi="Times New Roman" w:cs="Times New Roman"/>
+          <w:color w:val="FF0000"/>
           <w:sz w:val="24"/>
           <w:szCs w:val="24"/>
         </w:rPr>
@@ -290,6 +324,7 @@
         <w:rPr>
           <w:rFonts w:ascii="Times New Roman" w:hAnsi="Times New Roman" w:cs="Times New Roman"/>
           <w:b/>
+          <w:color w:val="FF0000"/>
           <w:sz w:val="24"/>
           <w:szCs w:val="24"/>
         </w:rPr>
@@ -298,6 +333,7 @@
         <w:rPr>
           <w:rFonts w:ascii="Times New Roman" w:hAnsi="Times New Roman" w:cs="Times New Roman"/>
           <w:b/>
+          <w:color w:val="FF0000"/>
           <w:sz w:val="24"/>
           <w:szCs w:val="24"/>
         </w:rPr>
@@ -308,13 +344,15 @@
       <w:pPr>
         <w:rPr>
           <w:rFonts w:ascii="Times New Roman" w:hAnsi="Times New Roman" w:cs="Times New Roman"/>
-          <w:sz w:val="24"/>
-          <w:szCs w:val="24"/>
-        </w:rPr>
-      </w:pPr>
-      <w:r>
-        <w:rPr>
-          <w:rFonts w:ascii="Times New Roman" w:hAnsi="Times New Roman" w:cs="Times New Roman"/>
+          <w:color w:val="FF0000"/>
+          <w:sz w:val="24"/>
+          <w:szCs w:val="24"/>
+        </w:rPr>
+      </w:pPr>
+      <w:r>
+        <w:rPr>
+          <w:rFonts w:ascii="Times New Roman" w:hAnsi="Times New Roman" w:cs="Times New Roman"/>
+          <w:color w:val="FF0000"/>
           <w:sz w:val="24"/>
           <w:szCs w:val="24"/>
         </w:rPr>
@@ -323,14 +361,16 @@
       <w:r>
         <w:rPr>
           <w:rFonts w:ascii="Times New Roman" w:hAnsi="Times New Roman" w:cs="Times New Roman"/>
-          <w:sz w:val="24"/>
-          <w:szCs w:val="24"/>
-        </w:rPr>
-        <w:tab/>
-      </w:r>
-      <w:r>
-        <w:rPr>
-          <w:rFonts w:ascii="Times New Roman" w:hAnsi="Times New Roman" w:cs="Times New Roman"/>
+          <w:color w:val="FF0000"/>
+          <w:sz w:val="24"/>
+          <w:szCs w:val="24"/>
+        </w:rPr>
+        <w:tab/>
+      </w:r>
+      <w:r>
+        <w:rPr>
+          <w:rFonts w:ascii="Times New Roman" w:hAnsi="Times New Roman" w:cs="Times New Roman"/>
+          <w:color w:val="FF0000"/>
           <w:sz w:val="24"/>
           <w:szCs w:val="24"/>
         </w:rPr>
@@ -340,6 +380,7 @@
       <w:r>
         <w:rPr>
           <w:rFonts w:ascii="Times New Roman" w:hAnsi="Times New Roman" w:cs="Times New Roman"/>
+          <w:color w:val="FF0000"/>
           <w:sz w:val="24"/>
           <w:szCs w:val="24"/>
         </w:rPr>
@@ -349,6 +390,7 @@
       <w:r>
         <w:rPr>
           <w:rFonts w:ascii="Times New Roman" w:hAnsi="Times New Roman" w:cs="Times New Roman"/>
+          <w:color w:val="FF0000"/>
           <w:sz w:val="24"/>
           <w:szCs w:val="24"/>
         </w:rPr>
@@ -359,13 +401,15 @@
       <w:pPr>
         <w:rPr>
           <w:rFonts w:ascii="Times New Roman" w:hAnsi="Times New Roman" w:cs="Times New Roman"/>
-          <w:sz w:val="24"/>
-          <w:szCs w:val="24"/>
-        </w:rPr>
-      </w:pPr>
-      <w:r>
-        <w:rPr>
-          <w:rFonts w:ascii="Times New Roman" w:hAnsi="Times New Roman" w:cs="Times New Roman"/>
+          <w:color w:val="FF0000"/>
+          <w:sz w:val="24"/>
+          <w:szCs w:val="24"/>
+        </w:rPr>
+      </w:pPr>
+      <w:r>
+        <w:rPr>
+          <w:rFonts w:ascii="Times New Roman" w:hAnsi="Times New Roman" w:cs="Times New Roman"/>
+          <w:color w:val="FF0000"/>
           <w:sz w:val="24"/>
           <w:szCs w:val="24"/>
         </w:rPr>
@@ -374,14 +418,16 @@
       <w:r>
         <w:rPr>
           <w:rFonts w:ascii="Times New Roman" w:hAnsi="Times New Roman" w:cs="Times New Roman"/>
-          <w:sz w:val="24"/>
-          <w:szCs w:val="24"/>
-        </w:rPr>
-        <w:tab/>
-      </w:r>
-      <w:r>
-        <w:rPr>
-          <w:rFonts w:ascii="Times New Roman" w:hAnsi="Times New Roman" w:cs="Times New Roman"/>
+          <w:color w:val="FF0000"/>
+          <w:sz w:val="24"/>
+          <w:szCs w:val="24"/>
+        </w:rPr>
+        <w:tab/>
+      </w:r>
+      <w:r>
+        <w:rPr>
+          <w:rFonts w:ascii="Times New Roman" w:hAnsi="Times New Roman" w:cs="Times New Roman"/>
+          <w:color w:val="FF0000"/>
           <w:sz w:val="24"/>
           <w:szCs w:val="24"/>
         </w:rPr>
@@ -391,6 +437,7 @@
       <w:r>
         <w:rPr>
           <w:rFonts w:ascii="Times New Roman" w:hAnsi="Times New Roman" w:cs="Times New Roman"/>
+          <w:color w:val="FF0000"/>
           <w:sz w:val="24"/>
           <w:szCs w:val="24"/>
         </w:rPr>
@@ -400,6 +447,7 @@
       <w:r>
         <w:rPr>
           <w:rFonts w:ascii="Times New Roman" w:hAnsi="Times New Roman" w:cs="Times New Roman"/>
+          <w:color w:val="FF0000"/>
           <w:sz w:val="24"/>
           <w:szCs w:val="24"/>
         </w:rPr>
@@ -411,6 +459,7 @@
         <w:rPr>
           <w:rFonts w:ascii="Times New Roman" w:hAnsi="Times New Roman" w:cs="Times New Roman"/>
           <w:b/>
+          <w:color w:val="FFC000" w:themeColor="accent4"/>
           <w:sz w:val="24"/>
           <w:szCs w:val="24"/>
         </w:rPr>
@@ -419,10 +468,338 @@
         <w:rPr>
           <w:rFonts w:ascii="Times New Roman" w:hAnsi="Times New Roman" w:cs="Times New Roman"/>
           <w:b/>
+          <w:color w:val="FFC000" w:themeColor="accent4"/>
           <w:sz w:val="24"/>
           <w:szCs w:val="24"/>
         </w:rPr>
         <w:t>Регистры накопления</w:t>
+      </w:r>
+    </w:p>
+    <w:p>
+      <w:pPr>
+        <w:rPr>
+          <w:rFonts w:ascii="Times New Roman" w:hAnsi="Times New Roman" w:cs="Times New Roman"/>
+          <w:color w:val="FFC000" w:themeColor="accent4"/>
+          <w:sz w:val="24"/>
+          <w:szCs w:val="24"/>
+        </w:rPr>
+      </w:pPr>
+      <w:r>
+        <w:rPr>
+          <w:rFonts w:ascii="Times New Roman" w:hAnsi="Times New Roman" w:cs="Times New Roman"/>
+          <w:color w:val="FFC000" w:themeColor="accent4"/>
+          <w:sz w:val="24"/>
+          <w:szCs w:val="24"/>
+        </w:rPr>
+        <w:t>Остатки материалов</w:t>
+      </w:r>
+      <w:r>
+        <w:rPr>
+          <w:rFonts w:ascii="Times New Roman" w:hAnsi="Times New Roman" w:cs="Times New Roman"/>
+          <w:color w:val="FFC000" w:themeColor="accent4"/>
+          <w:sz w:val="24"/>
+          <w:szCs w:val="24"/>
+        </w:rPr>
+        <w:tab/>
+      </w:r>
+      <w:r>
+        <w:rPr>
+          <w:rFonts w:ascii="Times New Roman" w:hAnsi="Times New Roman" w:cs="Times New Roman"/>
+          <w:color w:val="FFC000" w:themeColor="accent4"/>
+          <w:sz w:val="24"/>
+          <w:szCs w:val="24"/>
+        </w:rPr>
+        <w:tab/>
+      </w:r>
+      <w:proofErr w:type="spellStart"/>
+      <w:r>
+        <w:rPr>
+          <w:rFonts w:ascii="Times New Roman" w:hAnsi="Times New Roman" w:cs="Times New Roman"/>
+          <w:color w:val="FFC000" w:themeColor="accent4"/>
+          <w:sz w:val="24"/>
+          <w:szCs w:val="24"/>
+        </w:rPr>
+        <w:t>стр</w:t>
+      </w:r>
+      <w:proofErr w:type="spellEnd"/>
+      <w:r>
+        <w:rPr>
+          <w:rFonts w:ascii="Times New Roman" w:hAnsi="Times New Roman" w:cs="Times New Roman"/>
+          <w:color w:val="FFC000" w:themeColor="accent4"/>
+          <w:sz w:val="24"/>
+          <w:szCs w:val="24"/>
+        </w:rPr>
+        <w:t xml:space="preserve"> 215</w:t>
+      </w:r>
+    </w:p>
+    <w:p>
+      <w:pPr>
+        <w:rPr>
+          <w:rFonts w:ascii="Times New Roman" w:hAnsi="Times New Roman" w:cs="Times New Roman"/>
+          <w:b/>
+          <w:color w:val="FF0000"/>
+          <w:sz w:val="24"/>
+          <w:szCs w:val="24"/>
+        </w:rPr>
+      </w:pPr>
+      <w:r>
+        <w:rPr>
+          <w:rFonts w:ascii="Times New Roman" w:hAnsi="Times New Roman" w:cs="Times New Roman"/>
+          <w:b/>
+          <w:color w:val="FF0000"/>
+          <w:sz w:val="24"/>
+          <w:szCs w:val="24"/>
+        </w:rPr>
+        <w:t>Отчеты</w:t>
+      </w:r>
+    </w:p>
+    <w:p>
+      <w:pPr>
+        <w:rPr>
+          <w:rFonts w:ascii="Times New Roman" w:hAnsi="Times New Roman" w:cs="Times New Roman"/>
+          <w:color w:val="FF0000"/>
+          <w:sz w:val="24"/>
+          <w:szCs w:val="24"/>
+        </w:rPr>
+      </w:pPr>
+      <w:r>
+        <w:rPr>
+          <w:rFonts w:ascii="Times New Roman" w:hAnsi="Times New Roman" w:cs="Times New Roman"/>
+          <w:color w:val="FF0000"/>
+          <w:sz w:val="24"/>
+          <w:szCs w:val="24"/>
+        </w:rPr>
+        <w:t>Материалы</w:t>
+      </w:r>
+      <w:r>
+        <w:rPr>
+          <w:rFonts w:ascii="Times New Roman" w:hAnsi="Times New Roman" w:cs="Times New Roman"/>
+          <w:color w:val="FF0000"/>
+          <w:sz w:val="24"/>
+          <w:szCs w:val="24"/>
+        </w:rPr>
+        <w:tab/>
+      </w:r>
+      <w:r>
+        <w:rPr>
+          <w:rFonts w:ascii="Times New Roman" w:hAnsi="Times New Roman" w:cs="Times New Roman"/>
+          <w:color w:val="FF0000"/>
+          <w:sz w:val="24"/>
+          <w:szCs w:val="24"/>
+        </w:rPr>
+        <w:tab/>
+      </w:r>
+      <w:r>
+        <w:rPr>
+          <w:rFonts w:ascii="Times New Roman" w:hAnsi="Times New Roman" w:cs="Times New Roman"/>
+          <w:color w:val="FF0000"/>
+          <w:sz w:val="24"/>
+          <w:szCs w:val="24"/>
+        </w:rPr>
+        <w:tab/>
+      </w:r>
+      <w:proofErr w:type="spellStart"/>
+      <w:r>
+        <w:rPr>
+          <w:rFonts w:ascii="Times New Roman" w:hAnsi="Times New Roman" w:cs="Times New Roman"/>
+          <w:color w:val="FF0000"/>
+          <w:sz w:val="24"/>
+          <w:szCs w:val="24"/>
+        </w:rPr>
+        <w:t>стр</w:t>
+      </w:r>
+      <w:proofErr w:type="spellEnd"/>
+      <w:r>
+        <w:rPr>
+          <w:rFonts w:ascii="Times New Roman" w:hAnsi="Times New Roman" w:cs="Times New Roman"/>
+          <w:color w:val="FF0000"/>
+          <w:sz w:val="24"/>
+          <w:szCs w:val="24"/>
+        </w:rPr>
+        <w:t xml:space="preserve"> 23</w:t>
+      </w:r>
+      <w:r>
+        <w:rPr>
+          <w:rFonts w:ascii="Times New Roman" w:hAnsi="Times New Roman" w:cs="Times New Roman"/>
+          <w:color w:val="FF0000"/>
+          <w:sz w:val="24"/>
+          <w:szCs w:val="24"/>
+        </w:rPr>
+        <w:t>7</w:t>
+      </w:r>
+    </w:p>
+    <w:p>
+      <w:pPr>
+        <w:rPr>
+          <w:rFonts w:ascii="Times New Roman" w:hAnsi="Times New Roman" w:cs="Times New Roman"/>
+          <w:b/>
+          <w:color w:val="FFC000" w:themeColor="accent4"/>
+          <w:sz w:val="24"/>
+          <w:szCs w:val="24"/>
+        </w:rPr>
+      </w:pPr>
+      <w:r>
+        <w:rPr>
+          <w:rFonts w:ascii="Times New Roman" w:hAnsi="Times New Roman" w:cs="Times New Roman"/>
+          <w:b/>
+          <w:color w:val="FFC000" w:themeColor="accent4"/>
+          <w:sz w:val="24"/>
+          <w:szCs w:val="24"/>
+        </w:rPr>
+        <w:t>Печатные формы</w:t>
+      </w:r>
+    </w:p>
+    <w:p>
+      <w:pPr>
+        <w:rPr>
+          <w:rFonts w:ascii="Times New Roman" w:hAnsi="Times New Roman" w:cs="Times New Roman"/>
+          <w:color w:val="FFC000" w:themeColor="accent4"/>
+          <w:sz w:val="24"/>
+          <w:szCs w:val="24"/>
+        </w:rPr>
+      </w:pPr>
+      <w:r>
+        <w:rPr>
+          <w:rFonts w:ascii="Times New Roman" w:hAnsi="Times New Roman" w:cs="Times New Roman"/>
+          <w:color w:val="FFC000" w:themeColor="accent4"/>
+          <w:sz w:val="24"/>
+          <w:szCs w:val="24"/>
+        </w:rPr>
+        <w:t>Документ Оказание услуги</w:t>
+      </w:r>
+      <w:r>
+        <w:rPr>
+          <w:rFonts w:ascii="Times New Roman" w:hAnsi="Times New Roman" w:cs="Times New Roman"/>
+          <w:color w:val="FFC000" w:themeColor="accent4"/>
+          <w:sz w:val="24"/>
+          <w:szCs w:val="24"/>
+        </w:rPr>
+        <w:tab/>
+      </w:r>
+      <w:proofErr w:type="spellStart"/>
+      <w:r>
+        <w:rPr>
+          <w:rFonts w:ascii="Times New Roman" w:hAnsi="Times New Roman" w:cs="Times New Roman"/>
+          <w:color w:val="FFC000" w:themeColor="accent4"/>
+          <w:sz w:val="24"/>
+          <w:szCs w:val="24"/>
+        </w:rPr>
+        <w:t>стр</w:t>
+      </w:r>
+      <w:proofErr w:type="spellEnd"/>
+      <w:r>
+        <w:rPr>
+          <w:rFonts w:ascii="Times New Roman" w:hAnsi="Times New Roman" w:cs="Times New Roman"/>
+          <w:color w:val="FFC000" w:themeColor="accent4"/>
+          <w:sz w:val="24"/>
+          <w:szCs w:val="24"/>
+        </w:rPr>
+        <w:t xml:space="preserve"> 2</w:t>
+      </w:r>
+      <w:r>
+        <w:rPr>
+          <w:rFonts w:ascii="Times New Roman" w:hAnsi="Times New Roman" w:cs="Times New Roman"/>
+          <w:color w:val="FFC000" w:themeColor="accent4"/>
+          <w:sz w:val="24"/>
+          <w:szCs w:val="24"/>
+        </w:rPr>
+        <w:t>50</w:t>
+      </w:r>
+    </w:p>
+    <w:p>
+      <w:pPr>
+        <w:rPr>
+          <w:rFonts w:ascii="Times New Roman" w:hAnsi="Times New Roman" w:cs="Times New Roman"/>
+          <w:b/>
+          <w:color w:val="FFC000" w:themeColor="accent4"/>
+          <w:sz w:val="24"/>
+          <w:szCs w:val="24"/>
+        </w:rPr>
+      </w:pPr>
+      <w:r>
+        <w:rPr>
+          <w:rFonts w:ascii="Times New Roman" w:hAnsi="Times New Roman" w:cs="Times New Roman"/>
+          <w:b/>
+          <w:color w:val="FFC000" w:themeColor="accent4"/>
+          <w:sz w:val="24"/>
+          <w:szCs w:val="24"/>
+        </w:rPr>
+        <w:t>Периодические регистры сведений</w:t>
+      </w:r>
+    </w:p>
+    <w:p>
+      <w:pPr>
+        <w:rPr>
+          <w:rFonts w:ascii="Times New Roman" w:hAnsi="Times New Roman" w:cs="Times New Roman"/>
+          <w:color w:val="FFC000" w:themeColor="accent4"/>
+          <w:sz w:val="24"/>
+          <w:szCs w:val="24"/>
+        </w:rPr>
+      </w:pPr>
+      <w:r>
+        <w:rPr>
+          <w:rFonts w:ascii="Times New Roman" w:hAnsi="Times New Roman" w:cs="Times New Roman"/>
+          <w:color w:val="FFC000" w:themeColor="accent4"/>
+          <w:sz w:val="24"/>
+          <w:szCs w:val="24"/>
+        </w:rPr>
+        <w:t>Цены</w:t>
+      </w:r>
+      <w:r>
+        <w:rPr>
+          <w:rFonts w:ascii="Times New Roman" w:hAnsi="Times New Roman" w:cs="Times New Roman"/>
+          <w:color w:val="FFC000" w:themeColor="accent4"/>
+          <w:sz w:val="24"/>
+          <w:szCs w:val="24"/>
+        </w:rPr>
+        <w:tab/>
+      </w:r>
+      <w:r>
+        <w:rPr>
+          <w:rFonts w:ascii="Times New Roman" w:hAnsi="Times New Roman" w:cs="Times New Roman"/>
+          <w:color w:val="FFC000" w:themeColor="accent4"/>
+          <w:sz w:val="24"/>
+          <w:szCs w:val="24"/>
+        </w:rPr>
+        <w:tab/>
+      </w:r>
+      <w:r>
+        <w:rPr>
+          <w:rFonts w:ascii="Times New Roman" w:hAnsi="Times New Roman" w:cs="Times New Roman"/>
+          <w:color w:val="FFC000" w:themeColor="accent4"/>
+          <w:sz w:val="24"/>
+          <w:szCs w:val="24"/>
+        </w:rPr>
+        <w:tab/>
+      </w:r>
+      <w:r>
+        <w:rPr>
+          <w:rFonts w:ascii="Times New Roman" w:hAnsi="Times New Roman" w:cs="Times New Roman"/>
+          <w:color w:val="FFC000" w:themeColor="accent4"/>
+          <w:sz w:val="24"/>
+          <w:szCs w:val="24"/>
+        </w:rPr>
+        <w:tab/>
+      </w:r>
+      <w:proofErr w:type="spellStart"/>
+      <w:r>
+        <w:rPr>
+          <w:rFonts w:ascii="Times New Roman" w:hAnsi="Times New Roman" w:cs="Times New Roman"/>
+          <w:color w:val="FFC000" w:themeColor="accent4"/>
+          <w:sz w:val="24"/>
+          <w:szCs w:val="24"/>
+        </w:rPr>
+        <w:t>стр</w:t>
+      </w:r>
+      <w:proofErr w:type="spellEnd"/>
+      <w:r>
+        <w:rPr>
+          <w:rFonts w:ascii="Times New Roman" w:hAnsi="Times New Roman" w:cs="Times New Roman"/>
+          <w:color w:val="FFC000" w:themeColor="accent4"/>
+          <w:sz w:val="24"/>
+          <w:szCs w:val="24"/>
+        </w:rPr>
+        <w:t xml:space="preserve"> 267</w:t>
       </w:r>
       <w:bookmarkStart w:id="0" w:name="_GoBack"/>
       <w:bookmarkEnd w:id="0"/>
@@ -431,340 +808,15 @@
       <w:pPr>
         <w:rPr>
           <w:rFonts w:ascii="Times New Roman" w:hAnsi="Times New Roman" w:cs="Times New Roman"/>
-          <w:color w:val="FF0000"/>
-          <w:sz w:val="24"/>
-          <w:szCs w:val="24"/>
-        </w:rPr>
-      </w:pPr>
-      <w:r>
-        <w:rPr>
-          <w:rFonts w:ascii="Times New Roman" w:hAnsi="Times New Roman" w:cs="Times New Roman"/>
-          <w:color w:val="FF0000"/>
-          <w:sz w:val="24"/>
-          <w:szCs w:val="24"/>
-        </w:rPr>
-        <w:t>Остатки материалов</w:t>
-      </w:r>
-      <w:r>
-        <w:rPr>
-          <w:rFonts w:ascii="Times New Roman" w:hAnsi="Times New Roman" w:cs="Times New Roman"/>
-          <w:color w:val="FF0000"/>
-          <w:sz w:val="24"/>
-          <w:szCs w:val="24"/>
-        </w:rPr>
-        <w:tab/>
-      </w:r>
-      <w:r>
-        <w:rPr>
-          <w:rFonts w:ascii="Times New Roman" w:hAnsi="Times New Roman" w:cs="Times New Roman"/>
-          <w:color w:val="FF0000"/>
-          <w:sz w:val="24"/>
-          <w:szCs w:val="24"/>
-        </w:rPr>
-        <w:tab/>
-      </w:r>
-      <w:proofErr w:type="spellStart"/>
-      <w:r>
-        <w:rPr>
-          <w:rFonts w:ascii="Times New Roman" w:hAnsi="Times New Roman" w:cs="Times New Roman"/>
-          <w:color w:val="FF0000"/>
-          <w:sz w:val="24"/>
-          <w:szCs w:val="24"/>
-        </w:rPr>
-        <w:t>стр</w:t>
-      </w:r>
-      <w:proofErr w:type="spellEnd"/>
-      <w:r>
-        <w:rPr>
-          <w:rFonts w:ascii="Times New Roman" w:hAnsi="Times New Roman" w:cs="Times New Roman"/>
-          <w:color w:val="FF0000"/>
-          <w:sz w:val="24"/>
-          <w:szCs w:val="24"/>
-        </w:rPr>
-        <w:t xml:space="preserve"> 215</w:t>
-      </w:r>
-    </w:p>
-    <w:p>
-      <w:pPr>
-        <w:rPr>
-          <w:rFonts w:ascii="Times New Roman" w:hAnsi="Times New Roman" w:cs="Times New Roman"/>
-          <w:b/>
-          <w:color w:val="FF0000"/>
-          <w:sz w:val="24"/>
-          <w:szCs w:val="24"/>
-        </w:rPr>
-      </w:pPr>
-      <w:r>
-        <w:rPr>
-          <w:rFonts w:ascii="Times New Roman" w:hAnsi="Times New Roman" w:cs="Times New Roman"/>
-          <w:b/>
-          <w:color w:val="FF0000"/>
-          <w:sz w:val="24"/>
-          <w:szCs w:val="24"/>
-        </w:rPr>
-        <w:t>Отчеты</w:t>
-      </w:r>
-    </w:p>
-    <w:p>
-      <w:pPr>
-        <w:rPr>
-          <w:rFonts w:ascii="Times New Roman" w:hAnsi="Times New Roman" w:cs="Times New Roman"/>
-          <w:color w:val="FF0000"/>
-          <w:sz w:val="24"/>
-          <w:szCs w:val="24"/>
-        </w:rPr>
-      </w:pPr>
-      <w:r>
-        <w:rPr>
-          <w:rFonts w:ascii="Times New Roman" w:hAnsi="Times New Roman" w:cs="Times New Roman"/>
-          <w:color w:val="FF0000"/>
-          <w:sz w:val="24"/>
-          <w:szCs w:val="24"/>
-        </w:rPr>
-        <w:t>Материалы</w:t>
-      </w:r>
-      <w:r>
-        <w:rPr>
-          <w:rFonts w:ascii="Times New Roman" w:hAnsi="Times New Roman" w:cs="Times New Roman"/>
-          <w:color w:val="FF0000"/>
-          <w:sz w:val="24"/>
-          <w:szCs w:val="24"/>
-        </w:rPr>
-        <w:tab/>
-      </w:r>
-      <w:r>
-        <w:rPr>
-          <w:rFonts w:ascii="Times New Roman" w:hAnsi="Times New Roman" w:cs="Times New Roman"/>
-          <w:color w:val="FF0000"/>
-          <w:sz w:val="24"/>
-          <w:szCs w:val="24"/>
-        </w:rPr>
-        <w:tab/>
-      </w:r>
-      <w:r>
-        <w:rPr>
-          <w:rFonts w:ascii="Times New Roman" w:hAnsi="Times New Roman" w:cs="Times New Roman"/>
-          <w:color w:val="FF0000"/>
-          <w:sz w:val="24"/>
-          <w:szCs w:val="24"/>
-        </w:rPr>
-        <w:tab/>
-      </w:r>
-      <w:proofErr w:type="spellStart"/>
-      <w:r>
-        <w:rPr>
-          <w:rFonts w:ascii="Times New Roman" w:hAnsi="Times New Roman" w:cs="Times New Roman"/>
-          <w:color w:val="FF0000"/>
-          <w:sz w:val="24"/>
-          <w:szCs w:val="24"/>
-        </w:rPr>
-        <w:t>стр</w:t>
-      </w:r>
-      <w:proofErr w:type="spellEnd"/>
-      <w:r>
-        <w:rPr>
-          <w:rFonts w:ascii="Times New Roman" w:hAnsi="Times New Roman" w:cs="Times New Roman"/>
-          <w:color w:val="FF0000"/>
-          <w:sz w:val="24"/>
-          <w:szCs w:val="24"/>
-        </w:rPr>
-        <w:t xml:space="preserve"> 23</w:t>
-      </w:r>
-      <w:r>
-        <w:rPr>
-          <w:rFonts w:ascii="Times New Roman" w:hAnsi="Times New Roman" w:cs="Times New Roman"/>
-          <w:color w:val="FF0000"/>
-          <w:sz w:val="24"/>
-          <w:szCs w:val="24"/>
-        </w:rPr>
-        <w:t>7</w:t>
-      </w:r>
-    </w:p>
-    <w:p>
-      <w:pPr>
-        <w:rPr>
-          <w:rFonts w:ascii="Times New Roman" w:hAnsi="Times New Roman" w:cs="Times New Roman"/>
-          <w:b/>
-          <w:color w:val="FF0000"/>
-          <w:sz w:val="24"/>
-          <w:szCs w:val="24"/>
-        </w:rPr>
-      </w:pPr>
-      <w:r>
-        <w:rPr>
-          <w:rFonts w:ascii="Times New Roman" w:hAnsi="Times New Roman" w:cs="Times New Roman"/>
-          <w:b/>
-          <w:color w:val="FF0000"/>
-          <w:sz w:val="24"/>
-          <w:szCs w:val="24"/>
-        </w:rPr>
-        <w:t>Печатные формы</w:t>
-      </w:r>
-    </w:p>
-    <w:p>
-      <w:pPr>
-        <w:rPr>
-          <w:rFonts w:ascii="Times New Roman" w:hAnsi="Times New Roman" w:cs="Times New Roman"/>
-          <w:color w:val="FF0000"/>
-          <w:sz w:val="24"/>
-          <w:szCs w:val="24"/>
-        </w:rPr>
-      </w:pPr>
-      <w:r>
-        <w:rPr>
-          <w:rFonts w:ascii="Times New Roman" w:hAnsi="Times New Roman" w:cs="Times New Roman"/>
-          <w:color w:val="FF0000"/>
-          <w:sz w:val="24"/>
-          <w:szCs w:val="24"/>
-        </w:rPr>
-        <w:t>Документ Оказание услуги</w:t>
-      </w:r>
-      <w:r>
-        <w:rPr>
-          <w:rFonts w:ascii="Times New Roman" w:hAnsi="Times New Roman" w:cs="Times New Roman"/>
-          <w:color w:val="FF0000"/>
-          <w:sz w:val="24"/>
-          <w:szCs w:val="24"/>
-        </w:rPr>
-        <w:tab/>
-      </w:r>
-      <w:proofErr w:type="spellStart"/>
-      <w:r>
-        <w:rPr>
-          <w:rFonts w:ascii="Times New Roman" w:hAnsi="Times New Roman" w:cs="Times New Roman"/>
-          <w:color w:val="FF0000"/>
-          <w:sz w:val="24"/>
-          <w:szCs w:val="24"/>
-        </w:rPr>
-        <w:t>стр</w:t>
-      </w:r>
-      <w:proofErr w:type="spellEnd"/>
-      <w:r>
-        <w:rPr>
-          <w:rFonts w:ascii="Times New Roman" w:hAnsi="Times New Roman" w:cs="Times New Roman"/>
-          <w:color w:val="FF0000"/>
-          <w:sz w:val="24"/>
-          <w:szCs w:val="24"/>
-        </w:rPr>
-        <w:t xml:space="preserve"> 2</w:t>
-      </w:r>
-      <w:r>
-        <w:rPr>
-          <w:rFonts w:ascii="Times New Roman" w:hAnsi="Times New Roman" w:cs="Times New Roman"/>
-          <w:color w:val="FF0000"/>
-          <w:sz w:val="24"/>
-          <w:szCs w:val="24"/>
-        </w:rPr>
-        <w:t>50</w:t>
-      </w:r>
-    </w:p>
-    <w:p>
-      <w:pPr>
-        <w:rPr>
-          <w:rFonts w:ascii="Times New Roman" w:hAnsi="Times New Roman" w:cs="Times New Roman"/>
-          <w:b/>
-          <w:sz w:val="24"/>
-          <w:szCs w:val="24"/>
-        </w:rPr>
-      </w:pPr>
-      <w:r>
-        <w:rPr>
-          <w:rFonts w:ascii="Times New Roman" w:hAnsi="Times New Roman" w:cs="Times New Roman"/>
-          <w:b/>
-          <w:sz w:val="24"/>
-          <w:szCs w:val="24"/>
-        </w:rPr>
-        <w:t>Периодические регистры сведений</w:t>
-      </w:r>
-    </w:p>
-    <w:p>
-      <w:pPr>
-        <w:rPr>
-          <w:rFonts w:ascii="Times New Roman" w:hAnsi="Times New Roman" w:cs="Times New Roman"/>
-          <w:color w:val="FF0000"/>
-          <w:sz w:val="24"/>
-          <w:szCs w:val="24"/>
-        </w:rPr>
-      </w:pPr>
-      <w:r>
-        <w:rPr>
-          <w:rFonts w:ascii="Times New Roman" w:hAnsi="Times New Roman" w:cs="Times New Roman"/>
-          <w:color w:val="FF0000"/>
-          <w:sz w:val="24"/>
-          <w:szCs w:val="24"/>
-        </w:rPr>
-        <w:t>Цены</w:t>
-      </w:r>
-      <w:r>
-        <w:rPr>
-          <w:rFonts w:ascii="Times New Roman" w:hAnsi="Times New Roman" w:cs="Times New Roman"/>
-          <w:color w:val="FF0000"/>
-          <w:sz w:val="24"/>
-          <w:szCs w:val="24"/>
-        </w:rPr>
-        <w:tab/>
-      </w:r>
-      <w:r>
-        <w:rPr>
-          <w:rFonts w:ascii="Times New Roman" w:hAnsi="Times New Roman" w:cs="Times New Roman"/>
-          <w:color w:val="FF0000"/>
-          <w:sz w:val="24"/>
-          <w:szCs w:val="24"/>
-        </w:rPr>
-        <w:tab/>
-      </w:r>
-      <w:r>
-        <w:rPr>
-          <w:rFonts w:ascii="Times New Roman" w:hAnsi="Times New Roman" w:cs="Times New Roman"/>
-          <w:color w:val="FF0000"/>
-          <w:sz w:val="24"/>
-          <w:szCs w:val="24"/>
-        </w:rPr>
-        <w:tab/>
-      </w:r>
-      <w:r>
-        <w:rPr>
-          <w:rFonts w:ascii="Times New Roman" w:hAnsi="Times New Roman" w:cs="Times New Roman"/>
-          <w:color w:val="FF0000"/>
-          <w:sz w:val="24"/>
-          <w:szCs w:val="24"/>
-        </w:rPr>
-        <w:tab/>
-      </w:r>
-      <w:proofErr w:type="spellStart"/>
-      <w:r>
-        <w:rPr>
-          <w:rFonts w:ascii="Times New Roman" w:hAnsi="Times New Roman" w:cs="Times New Roman"/>
-          <w:color w:val="FF0000"/>
-          <w:sz w:val="24"/>
-          <w:szCs w:val="24"/>
-        </w:rPr>
-        <w:t>стр</w:t>
-      </w:r>
-      <w:proofErr w:type="spellEnd"/>
-      <w:r>
-        <w:rPr>
-          <w:rFonts w:ascii="Times New Roman" w:hAnsi="Times New Roman" w:cs="Times New Roman"/>
-          <w:color w:val="FF0000"/>
-          <w:sz w:val="24"/>
-          <w:szCs w:val="24"/>
-        </w:rPr>
-        <w:t xml:space="preserve"> 267</w:t>
-      </w:r>
-    </w:p>
-    <w:p>
-      <w:pPr>
-        <w:rPr>
-          <w:rFonts w:ascii="Times New Roman" w:hAnsi="Times New Roman" w:cs="Times New Roman"/>
-          <w:color w:val="FF0000"/>
-          <w:sz w:val="24"/>
-          <w:szCs w:val="24"/>
-        </w:rPr>
-      </w:pPr>
-      <w:r>
-        <w:rPr>
-          <w:rFonts w:ascii="Times New Roman" w:hAnsi="Times New Roman" w:cs="Times New Roman"/>
-          <w:color w:val="FF0000"/>
+          <w:color w:val="FFC000" w:themeColor="accent4"/>
+          <w:sz w:val="24"/>
+          <w:szCs w:val="24"/>
+        </w:rPr>
+      </w:pPr>
+      <w:r>
+        <w:rPr>
+          <w:rFonts w:ascii="Times New Roman" w:hAnsi="Times New Roman" w:cs="Times New Roman"/>
+          <w:color w:val="FFC000" w:themeColor="accent4"/>
           <w:sz w:val="24"/>
           <w:szCs w:val="24"/>
         </w:rPr>
@@ -773,7 +825,7 @@
       <w:r>
         <w:rPr>
           <w:rFonts w:ascii="Times New Roman" w:hAnsi="Times New Roman" w:cs="Times New Roman"/>
-          <w:color w:val="FF0000"/>
+          <w:color w:val="FFC000" w:themeColor="accent4"/>
           <w:sz w:val="24"/>
           <w:szCs w:val="24"/>
         </w:rPr>
@@ -783,7 +835,7 @@
       <w:r>
         <w:rPr>
           <w:rFonts w:ascii="Times New Roman" w:hAnsi="Times New Roman" w:cs="Times New Roman"/>
-          <w:color w:val="FF0000"/>
+          <w:color w:val="FFC000" w:themeColor="accent4"/>
           <w:sz w:val="24"/>
           <w:szCs w:val="24"/>
         </w:rPr>
@@ -793,7 +845,7 @@
       <w:r>
         <w:rPr>
           <w:rFonts w:ascii="Times New Roman" w:hAnsi="Times New Roman" w:cs="Times New Roman"/>
-          <w:color w:val="FF0000"/>
+          <w:color w:val="FFC000" w:themeColor="accent4"/>
           <w:sz w:val="24"/>
           <w:szCs w:val="24"/>
         </w:rPr>
@@ -803,7 +855,7 @@
       <w:r>
         <w:rPr>
           <w:rFonts w:ascii="Times New Roman" w:hAnsi="Times New Roman" w:cs="Times New Roman"/>
-          <w:color w:val="FF0000"/>
+          <w:color w:val="FFC000" w:themeColor="accent4"/>
           <w:sz w:val="24"/>
           <w:szCs w:val="24"/>
         </w:rPr>
